--- a/docs/MyHealthyGlucose_Website_Roadmap.docx
+++ b/docs/MyHealthyGlucose_Website_Roadmap.docx
@@ -361,6 +361,106 @@
                 <w:sz w:val="20"/>
                 <w:szCs w:val="20"/>
               </w:rPr>
+              <w:t xml:space="preserve">Jul 21, 2026 — Tools DNS + go-live</w:t>
+            </w:r>
+          </w:p>
+        </w:tc>
+        <w:tc>
+          <w:tcPr>
+            <w:tcW w:type="dxa" w:w="6400"/>
+            <w:shd w:fill="FFFFFF" w:val="clear"/>
+            <w:tcMar>
+              <w:top w:type="dxa" w:w="100"/>
+              <w:left w:type="dxa" w:w="120"/>
+              <w:bottom w:type="dxa" w:w="100"/>
+              <w:right w:type="dxa" w:w="120"/>
+            </w:tcMar>
+          </w:tcPr>
+          <w:p>
+            <w:r>
+              <w:rPr>
+                <w:b w:val="false"/>
+                <w:bCs w:val="false"/>
+                <w:color w:val="111827"/>
+                <w:sz w:val="20"/>
+                <w:szCs w:val="20"/>
+              </w:rPr>
+              <w:t xml:space="preserve">Custom domain myhealthyglucose.com connected via GitHub Pages (4 apex A records + www CNAME to datasparktech.github.io). Redundant root CNAME removed; public/CNAME is the single source of truth.</w:t>
+            </w:r>
+          </w:p>
+        </w:tc>
+      </w:tr>
+      <w:tr>
+        <w:tc>
+          <w:tcPr>
+            <w:tcW w:type="dxa" w:w="3200"/>
+            <w:shd w:fill="F8FAFC" w:val="clear"/>
+            <w:tcMar>
+              <w:top w:type="dxa" w:w="100"/>
+              <w:left w:type="dxa" w:w="120"/>
+              <w:bottom w:type="dxa" w:w="100"/>
+              <w:right w:type="dxa" w:w="120"/>
+            </w:tcMar>
+          </w:tcPr>
+          <w:p>
+            <w:r>
+              <w:rPr>
+                <w:b/>
+                <w:bCs/>
+                <w:color w:val="111827"/>
+                <w:sz w:val="20"/>
+                <w:szCs w:val="20"/>
+              </w:rPr>
+              <w:t xml:space="preserve">Jul 22, 2026 — Phase 2 tools shipped</w:t>
+            </w:r>
+          </w:p>
+        </w:tc>
+        <w:tc>
+          <w:tcPr>
+            <w:tcW w:type="dxa" w:w="6400"/>
+            <w:shd w:fill="F8FAFC" w:val="clear"/>
+            <w:tcMar>
+              <w:top w:type="dxa" w:w="100"/>
+              <w:left w:type="dxa" w:w="120"/>
+              <w:bottom w:type="dxa" w:w="100"/>
+              <w:right w:type="dxa" w:w="120"/>
+            </w:tcMar>
+          </w:tcPr>
+          <w:p>
+            <w:r>
+              <w:rPr>
+                <w:b w:val="false"/>
+                <w:bCs w:val="false"/>
+                <w:color w:val="111827"/>
+                <w:sz w:val="20"/>
+                <w:szCs w:val="20"/>
+              </w:rPr>
+              <w:t xml:space="preserve">All four calculators built and live: BMI Calculator (metric/imperial, animated gauge, diabetes-risk context), Carb Calculator (searchable 45+ item food database across Indian/Western/staples, live meal total), A1C ↔ Average Glucose Converter (bidirectional, mg/dL + mmol/L, ADAG formula, reference table), and a 6-question Diabetes Risk Quiz (ADA-style factors, scored bands). Shared ToolShell + medical disclaimer components; Tools hub rebuilt as a real landing page. Math verified against reference values.</w:t>
+            </w:r>
+          </w:p>
+        </w:tc>
+      </w:tr>
+      <w:tr>
+        <w:tc>
+          <w:tcPr>
+            <w:tcW w:type="dxa" w:w="3200"/>
+            <w:shd w:fill="FFFFFF" w:val="clear"/>
+            <w:tcMar>
+              <w:top w:type="dxa" w:w="100"/>
+              <w:left w:type="dxa" w:w="120"/>
+              <w:bottom w:type="dxa" w:w="100"/>
+              <w:right w:type="dxa" w:w="120"/>
+            </w:tcMar>
+          </w:tcPr>
+          <w:p>
+            <w:r>
+              <w:rPr>
+                <w:b/>
+                <w:bCs/>
+                <w:color w:val="111827"/>
+                <w:sz w:val="20"/>
+                <w:szCs w:val="20"/>
+              </w:rPr>
               <w:t xml:space="preserve">Next up</w:t>
             </w:r>
           </w:p>
@@ -385,7 +485,7 @@
                 <w:sz w:val="20"/>
                 <w:szCs w:val="20"/>
               </w:rPr>
-              <w:t xml:space="preserve">Phase 2 tools (BMI Calculator, Carb Calculator, A1C Converter, Diabetes Risk Quiz) — see Phase 2 below.</w:t>
+              <w:t xml:space="preserve">Phase 3 — Diabetes Info Hub (8–10 evergreen cornerstone guides + glossary). Also outstanding from Phase 0–1: analytics + email capture; the GitHub Actions deploy workflow still needs a token with 'workflow' scope.</w:t>
             </w:r>
           </w:p>
         </w:tc>
@@ -1318,7 +1418,7 @@
                 <w:sz w:val="20"/>
                 <w:szCs w:val="20"/>
               </w:rPr>
-              <w:t xml:space="preserve">2 — Tools Suite v1</w:t>
+              <w:t xml:space="preserve">2 — Tools Suite v1 ✓ shipped</w:t>
             </w:r>
           </w:p>
         </w:tc>
@@ -1390,7 +1490,7 @@
                 <w:sz w:val="20"/>
                 <w:szCs w:val="20"/>
               </w:rPr>
-              <w:t xml:space="preserve">BMI Calculator, Carb Calculator, A1C Converter, Diabetes Risk Quiz</w:t>
+              <w:t xml:space="preserve">BMI Calculator, Carb Calculator, A1C Converter, Diabetes Risk Quiz — all live.</w:t>
             </w:r>
           </w:p>
         </w:tc>

--- a/docs/MyHealthyGlucose_Website_Roadmap.docx
+++ b/docs/MyHealthyGlucose_Website_Roadmap.docx
@@ -461,6 +461,56 @@
                 <w:sz w:val="20"/>
                 <w:szCs w:val="20"/>
               </w:rPr>
+              <w:t xml:space="preserve">Jul 22, 2026 — Phase 3 Info Hub shipped</w:t>
+            </w:r>
+          </w:p>
+        </w:tc>
+        <w:tc>
+          <w:tcPr>
+            <w:tcW w:type="dxa" w:w="6400"/>
+            <w:shd w:fill="FFFFFF" w:val="clear"/>
+            <w:tcMar>
+              <w:top w:type="dxa" w:w="100"/>
+              <w:left w:type="dxa" w:w="120"/>
+              <w:bottom w:type="dxa" w:w="100"/>
+              <w:right w:type="dxa" w:w="120"/>
+            </w:tcMar>
+          </w:tcPr>
+          <w:p>
+            <w:r>
+              <w:rPr>
+                <w:b w:val="false"/>
+                <w:bCs w:val="false"/>
+                <w:color w:val="111827"/>
+                <w:sz w:val="20"/>
+                <w:szCs w:val="20"/>
+              </w:rPr>
+              <w:t xml:space="preserve">Diabetes Info Hub built and live: 5 evergreen cornerstone guides (types of diabetes; HbA1c &amp; time-in-range; hypo vs hyper emergencies; diabetic diet basics across cuisines; newly-diagnosed checklist), each with structured sections, key-takeaways, medical disclaimer, related-tool CTA, and cross-links. Searchable A–Z glossary (23 terms). Data-driven system — new guides are added by editing one data file. Content verified in live DOM.</w:t>
+            </w:r>
+          </w:p>
+        </w:tc>
+      </w:tr>
+      <w:tr>
+        <w:tc>
+          <w:tcPr>
+            <w:tcW w:type="dxa" w:w="3200"/>
+            <w:shd w:fill="F8FAFC" w:val="clear"/>
+            <w:tcMar>
+              <w:top w:type="dxa" w:w="100"/>
+              <w:left w:type="dxa" w:w="120"/>
+              <w:bottom w:type="dxa" w:w="100"/>
+              <w:right w:type="dxa" w:w="120"/>
+            </w:tcMar>
+          </w:tcPr>
+          <w:p>
+            <w:r>
+              <w:rPr>
+                <w:b/>
+                <w:bCs/>
+                <w:color w:val="111827"/>
+                <w:sz w:val="20"/>
+                <w:szCs w:val="20"/>
+              </w:rPr>
               <w:t xml:space="preserve">Next up</w:t>
             </w:r>
           </w:p>
@@ -468,24 +518,24 @@
         <w:tc>
           <w:tcPr>
             <w:tcW w:type="dxa" w:w="6400"/>
-            <w:shd w:fill="FFFFFF" w:val="clear"/>
-            <w:tcMar>
-              <w:top w:type="dxa" w:w="100"/>
-              <w:left w:type="dxa" w:w="120"/>
-              <w:bottom w:type="dxa" w:w="100"/>
-              <w:right w:type="dxa" w:w="120"/>
-            </w:tcMar>
-          </w:tcPr>
-          <w:p>
-            <w:r>
-              <w:rPr>
-                <w:b w:val="false"/>
-                <w:bCs w:val="false"/>
-                <w:color w:val="111827"/>
-                <w:sz w:val="20"/>
-                <w:szCs w:val="20"/>
-              </w:rPr>
-              <w:t xml:space="preserve">Phase 3 — Diabetes Info Hub (8–10 evergreen cornerstone guides + glossary). Also outstanding from Phase 0–1: analytics + email capture; the GitHub Actions deploy workflow still needs a token with 'workflow' scope.</w:t>
+            <w:shd w:fill="F8FAFC" w:val="clear"/>
+            <w:tcMar>
+              <w:top w:type="dxa" w:w="100"/>
+              <w:left w:type="dxa" w:w="120"/>
+              <w:bottom w:type="dxa" w:w="100"/>
+              <w:right w:type="dxa" w:w="120"/>
+            </w:tcMar>
+          </w:tcPr>
+          <w:p>
+            <w:r>
+              <w:rPr>
+                <w:b w:val="false"/>
+                <w:bCs w:val="false"/>
+                <w:color w:val="111827"/>
+                <w:sz w:val="20"/>
+                <w:szCs w:val="20"/>
+              </w:rPr>
+              <w:t xml:space="preserve">Phase 4 — Blog infrastructure + first posts, and newsletter/email capture (also carried over from Phase 1). GitHub Actions deploy workflow is now live on the repo (added by owner).</w:t>
             </w:r>
           </w:p>
         </w:tc>
@@ -1519,7 +1569,7 @@
                 <w:sz w:val="20"/>
                 <w:szCs w:val="20"/>
               </w:rPr>
-              <w:t xml:space="preserve">3 — Info Hub</w:t>
+              <w:t xml:space="preserve">3 — Info Hub ✓ shipped</w:t>
             </w:r>
           </w:p>
         </w:tc>
@@ -1591,7 +1641,7 @@
                 <w:sz w:val="20"/>
                 <w:szCs w:val="20"/>
               </w:rPr>
-              <w:t xml:space="preserve">8–10 cornerstone guides, glossary, cuisine-based diet guides</w:t>
+              <w:t xml:space="preserve">5 cornerstone guides + searchable A–Z glossary — all live.</w:t>
             </w:r>
           </w:p>
         </w:tc>

--- a/docs/MyHealthyGlucose_Website_Roadmap.docx
+++ b/docs/MyHealthyGlucose_Website_Roadmap.docx
@@ -511,6 +511,56 @@
                 <w:sz w:val="20"/>
                 <w:szCs w:val="20"/>
               </w:rPr>
+              <w:t xml:space="preserve">Jul 22, 2026 — Phase 4 + polish shipped</w:t>
+            </w:r>
+          </w:p>
+        </w:tc>
+        <w:tc>
+          <w:tcPr>
+            <w:tcW w:type="dxa" w:w="6400"/>
+            <w:shd w:fill="F8FAFC" w:val="clear"/>
+            <w:tcMar>
+              <w:top w:type="dxa" w:w="100"/>
+              <w:left w:type="dxa" w:w="120"/>
+              <w:bottom w:type="dxa" w:w="100"/>
+              <w:right w:type="dxa" w:w="120"/>
+            </w:tcMar>
+          </w:tcPr>
+          <w:p>
+            <w:r>
+              <w:rPr>
+                <w:b w:val="false"/>
+                <w:bCs w:val="false"/>
+                <w:color w:val="111827"/>
+                <w:sz w:val="20"/>
+                <w:szCs w:val="20"/>
+              </w:rPr>
+              <w:t xml:space="preserve">Login &amp; blog system built on Supabase (secure email/password auth with admin + editor roles via app_metadata; admin can delete, editor can't). Full blog: public listing + single-post pages with Markdown rendering, plus an admin dashboard and create/edit editor with draft/publish. In-built Contact form (Formspree → connect@datasparktech.com) replacing the old mailto. Content fixes: removed Princeton city from About; footer Contact now links to the form. Interactivity/polish: app-showcase section with floating brand graphic, scroll-progress bar, animated mobile menu (site had no mobile nav before), staggered reveals. Ships in a graceful 'not configured yet' state until keys are added — SQL schema + step-by-step setup guide written to /docs.</w:t>
+            </w:r>
+          </w:p>
+        </w:tc>
+      </w:tr>
+      <w:tr>
+        <w:tc>
+          <w:tcPr>
+            <w:tcW w:type="dxa" w:w="3200"/>
+            <w:shd w:fill="FFFFFF" w:val="clear"/>
+            <w:tcMar>
+              <w:top w:type="dxa" w:w="100"/>
+              <w:left w:type="dxa" w:w="120"/>
+              <w:bottom w:type="dxa" w:w="100"/>
+              <w:right w:type="dxa" w:w="120"/>
+            </w:tcMar>
+          </w:tcPr>
+          <w:p>
+            <w:r>
+              <w:rPr>
+                <w:b/>
+                <w:bCs/>
+                <w:color w:val="111827"/>
+                <w:sz w:val="20"/>
+                <w:szCs w:val="20"/>
+              </w:rPr>
               <w:t xml:space="preserve">Next up</w:t>
             </w:r>
           </w:p>
@@ -518,24 +568,24 @@
         <w:tc>
           <w:tcPr>
             <w:tcW w:type="dxa" w:w="6400"/>
-            <w:shd w:fill="F8FAFC" w:val="clear"/>
-            <w:tcMar>
-              <w:top w:type="dxa" w:w="100"/>
-              <w:left w:type="dxa" w:w="120"/>
-              <w:bottom w:type="dxa" w:w="100"/>
-              <w:right w:type="dxa" w:w="120"/>
-            </w:tcMar>
-          </w:tcPr>
-          <w:p>
-            <w:r>
-              <w:rPr>
-                <w:b w:val="false"/>
-                <w:bCs w:val="false"/>
-                <w:color w:val="111827"/>
-                <w:sz w:val="20"/>
-                <w:szCs w:val="20"/>
-              </w:rPr>
-              <w:t xml:space="preserve">Phase 4 — Blog infrastructure + first posts, and newsletter/email capture (also carried over from Phase 1). GitHub Actions deploy workflow is now live on the repo (added by owner).</w:t>
+            <w:shd w:fill="FFFFFF" w:val="clear"/>
+            <w:tcMar>
+              <w:top w:type="dxa" w:w="100"/>
+              <w:left w:type="dxa" w:w="120"/>
+              <w:bottom w:type="dxa" w:w="100"/>
+              <w:right w:type="dxa" w:w="120"/>
+            </w:tcMar>
+          </w:tcPr>
+          <w:p>
+            <w:r>
+              <w:rPr>
+                <w:b w:val="false"/>
+                <w:bCs w:val="false"/>
+                <w:color w:val="111827"/>
+                <w:sz w:val="20"/>
+                <w:szCs w:val="20"/>
+              </w:rPr>
+              <w:t xml:space="preserve">Owner one-time setup (~15 min): create Supabase project, run docs/supabase-schema.sql, create admin+editor users, sign up for Formspree, add 3 GitHub Actions variables. Then I wire the keys into deploy.yml. After that: Phase 5 community features.</w:t>
             </w:r>
           </w:p>
         </w:tc>
@@ -1670,7 +1720,7 @@
                 <w:sz w:val="20"/>
                 <w:szCs w:val="20"/>
               </w:rPr>
-              <w:t xml:space="preserve">4 — Content Engine</w:t>
+              <w:t xml:space="preserve">4 — Content Engine ✓ shipped</w:t>
             </w:r>
           </w:p>
         </w:tc>
@@ -1742,7 +1792,7 @@
                 <w:sz w:val="20"/>
                 <w:szCs w:val="20"/>
               </w:rPr>
-              <w:t xml:space="preserve">Blog infrastructure, first 5–8 posts, newsletter signup</w:t>
+              <w:t xml:space="preserve">Supabase-backed blog + admin editor, login (admin/editor roles), contact form — live pending owner keys.</w:t>
             </w:r>
           </w:p>
         </w:tc>

--- a/docs/MyHealthyGlucose_Website_Roadmap.docx
+++ b/docs/MyHealthyGlucose_Website_Roadmap.docx
@@ -561,6 +561,56 @@
                 <w:sz w:val="20"/>
                 <w:szCs w:val="20"/>
               </w:rPr>
+              <w:t xml:space="preserve">Jul 22, 2026 — Backend live + Phase 5 + imagery</w:t>
+            </w:r>
+          </w:p>
+        </w:tc>
+        <w:tc>
+          <w:tcPr>
+            <w:tcW w:type="dxa" w:w="6400"/>
+            <w:shd w:fill="FFFFFF" w:val="clear"/>
+            <w:tcMar>
+              <w:top w:type="dxa" w:w="100"/>
+              <w:left w:type="dxa" w:w="120"/>
+              <w:bottom w:type="dxa" w:w="100"/>
+              <w:right w:type="dxa" w:w="120"/>
+            </w:tcMar>
+          </w:tcPr>
+          <w:p>
+            <w:r>
+              <w:rPr>
+                <w:b w:val="false"/>
+                <w:bCs w:val="false"/>
+                <w:color w:val="111827"/>
+                <w:sz w:val="20"/>
+                <w:szCs w:val="20"/>
+              </w:rPr>
+              <w:t xml:space="preserve">Owner connected a second free Supabase account + Formspree; login, blog admin, and contact form all verified working live. Phase 5 community features shipped: cuisine voting (anonymous, one-per-person, animated result bars), public feature-request board (submit + upvote, status tags), and a testimonials wall (public submit → team-approves before showing). New /community page + nav/footer links. Real photography added throughout (verified Unsplash images, free license): alternating photo-bands on the home page (thali, doctor+patient, healthy bowl), an image band on the Tools hub. Three ready-to-publish starter blog posts written to docs/starter-blog-posts.md. Phase 5 SQL schema in docs/supabase-schema-phase5.sql.</w:t>
+            </w:r>
+          </w:p>
+        </w:tc>
+      </w:tr>
+      <w:tr>
+        <w:tc>
+          <w:tcPr>
+            <w:tcW w:type="dxa" w:w="3200"/>
+            <w:shd w:fill="F8FAFC" w:val="clear"/>
+            <w:tcMar>
+              <w:top w:type="dxa" w:w="100"/>
+              <w:left w:type="dxa" w:w="120"/>
+              <w:bottom w:type="dxa" w:w="100"/>
+              <w:right w:type="dxa" w:w="120"/>
+            </w:tcMar>
+          </w:tcPr>
+          <w:p>
+            <w:r>
+              <w:rPr>
+                <w:b/>
+                <w:bCs/>
+                <w:color w:val="111827"/>
+                <w:sz w:val="20"/>
+                <w:szCs w:val="20"/>
+              </w:rPr>
               <w:t xml:space="preserve">Next up</w:t>
             </w:r>
           </w:p>
@@ -568,24 +618,24 @@
         <w:tc>
           <w:tcPr>
             <w:tcW w:type="dxa" w:w="6400"/>
-            <w:shd w:fill="FFFFFF" w:val="clear"/>
-            <w:tcMar>
-              <w:top w:type="dxa" w:w="100"/>
-              <w:left w:type="dxa" w:w="120"/>
-              <w:bottom w:type="dxa" w:w="100"/>
-              <w:right w:type="dxa" w:w="120"/>
-            </w:tcMar>
-          </w:tcPr>
-          <w:p>
-            <w:r>
-              <w:rPr>
-                <w:b w:val="false"/>
-                <w:bCs w:val="false"/>
-                <w:color w:val="111827"/>
-                <w:sz w:val="20"/>
-                <w:szCs w:val="20"/>
-              </w:rPr>
-              <w:t xml:space="preserve">Owner one-time setup (~15 min): create Supabase project, run docs/supabase-schema.sql, create admin+editor users, sign up for Formspree, add 3 GitHub Actions variables. Then I wire the keys into deploy.yml. After that: Phase 5 community features.</w:t>
+            <w:shd w:fill="F8FAFC" w:val="clear"/>
+            <w:tcMar>
+              <w:top w:type="dxa" w:w="100"/>
+              <w:left w:type="dxa" w:w="120"/>
+              <w:bottom w:type="dxa" w:w="100"/>
+              <w:right w:type="dxa" w:w="120"/>
+            </w:tcMar>
+          </w:tcPr>
+          <w:p>
+            <w:r>
+              <w:rPr>
+                <w:b w:val="false"/>
+                <w:bCs w:val="false"/>
+                <w:color w:val="111827"/>
+                <w:sz w:val="20"/>
+                <w:szCs w:val="20"/>
+              </w:rPr>
+              <w:t xml:space="preserve">Owner: run docs/supabase-schema-phase5.sql to activate community features; paste the 3 starter posts via the blog editor. Then Phase 6 — advanced tools (food database, insulin ratio, glycemic index, emergency card).</w:t>
             </w:r>
           </w:p>
         </w:tc>
@@ -1821,7 +1871,7 @@
                 <w:sz w:val="20"/>
                 <w:szCs w:val="20"/>
               </w:rPr>
-              <w:t xml:space="preserve">5 — Community</w:t>
+              <w:t xml:space="preserve">5 — Community ✓ shipped</w:t>
             </w:r>
           </w:p>
         </w:tc>
@@ -1893,7 +1943,7 @@
                 <w:sz w:val="20"/>
                 <w:szCs w:val="20"/>
               </w:rPr>
-              <w:t xml:space="preserve">Cuisine voting, feature board, testimonials, multi-language, referral tools</w:t>
+              <w:t xml:space="preserve">Cuisine voting, feature-request board, testimonials wall — live pending schema run. Real photography added site-wide.</w:t>
             </w:r>
           </w:p>
         </w:tc>

--- a/docs/MyHealthyGlucose_Website_Roadmap.docx
+++ b/docs/MyHealthyGlucose_Website_Roadmap.docx
@@ -611,6 +611,56 @@
                 <w:sz w:val="20"/>
                 <w:szCs w:val="20"/>
               </w:rPr>
+              <w:t xml:space="preserve">Jul 22, 2026 — Phase 6 tools + fixes + content</w:t>
+            </w:r>
+          </w:p>
+        </w:tc>
+        <w:tc>
+          <w:tcPr>
+            <w:tcW w:type="dxa" w:w="6400"/>
+            <w:shd w:fill="F8FAFC" w:val="clear"/>
+            <w:tcMar>
+              <w:top w:type="dxa" w:w="100"/>
+              <w:left w:type="dxa" w:w="120"/>
+              <w:bottom w:type="dxa" w:w="100"/>
+              <w:right w:type="dxa" w:w="120"/>
+            </w:tcMar>
+          </w:tcPr>
+          <w:p>
+            <w:r>
+              <w:rPr>
+                <w:b w:val="false"/>
+                <w:bCs w:val="false"/>
+                <w:color w:val="111827"/>
+                <w:sz w:val="20"/>
+                <w:szCs w:val="20"/>
+              </w:rPr>
+              <w:t xml:space="preserve">Fixed mobile homepage hero overflow (responsive type scale + global word-break + overflow-x guard). Added a Login/Dashboard button to the nav (desktop + mobile), auth-aware. Four new tools shipped: Glycemic Index &amp; Load lookup, Insulin-to-Carb Ratio calculator, Hydration calculator, and a printable Emergency Guide — Tools hub now lists 8 tools. Four built-in blog posts now live immediately (What Is Diabetes, Early Signs of Diabetes, Just Diagnosed — Start Here, How Food Affects Blood Sugar) via a seed-post system that renders without the database; admin editor posts appear alongside them. More photography added to About Us and Info Hub.</w:t>
+            </w:r>
+          </w:p>
+        </w:tc>
+      </w:tr>
+      <w:tr>
+        <w:tc>
+          <w:tcPr>
+            <w:tcW w:type="dxa" w:w="3200"/>
+            <w:shd w:fill="FFFFFF" w:val="clear"/>
+            <w:tcMar>
+              <w:top w:type="dxa" w:w="100"/>
+              <w:left w:type="dxa" w:w="120"/>
+              <w:bottom w:type="dxa" w:w="100"/>
+              <w:right w:type="dxa" w:w="120"/>
+            </w:tcMar>
+          </w:tcPr>
+          <w:p>
+            <w:r>
+              <w:rPr>
+                <w:b/>
+                <w:bCs/>
+                <w:color w:val="111827"/>
+                <w:sz w:val="20"/>
+                <w:szCs w:val="20"/>
+              </w:rPr>
               <w:t xml:space="preserve">Next up</w:t>
             </w:r>
           </w:p>
@@ -618,24 +668,24 @@
         <w:tc>
           <w:tcPr>
             <w:tcW w:type="dxa" w:w="6400"/>
-            <w:shd w:fill="F8FAFC" w:val="clear"/>
-            <w:tcMar>
-              <w:top w:type="dxa" w:w="100"/>
-              <w:left w:type="dxa" w:w="120"/>
-              <w:bottom w:type="dxa" w:w="100"/>
-              <w:right w:type="dxa" w:w="120"/>
-            </w:tcMar>
-          </w:tcPr>
-          <w:p>
-            <w:r>
-              <w:rPr>
-                <w:b w:val="false"/>
-                <w:bCs w:val="false"/>
-                <w:color w:val="111827"/>
-                <w:sz w:val="20"/>
-                <w:szCs w:val="20"/>
-              </w:rPr>
-              <w:t xml:space="preserve">Owner: run docs/supabase-schema-phase5.sql to activate community features; paste the 3 starter posts via the blog editor. Then Phase 6 — advanced tools (food database, insulin ratio, glycemic index, emergency card).</w:t>
+            <w:shd w:fill="FFFFFF" w:val="clear"/>
+            <w:tcMar>
+              <w:top w:type="dxa" w:w="100"/>
+              <w:left w:type="dxa" w:w="120"/>
+              <w:bottom w:type="dxa" w:w="100"/>
+              <w:right w:type="dxa" w:w="120"/>
+            </w:tcMar>
+          </w:tcPr>
+          <w:p>
+            <w:r>
+              <w:rPr>
+                <w:b w:val="false"/>
+                <w:bCs w:val="false"/>
+                <w:color w:val="111827"/>
+                <w:sz w:val="20"/>
+                <w:szCs w:val="20"/>
+              </w:rPr>
+              <w:t xml:space="preserve">Owner: optionally run docs/supabase-schema-phase5.sql to activate community features. Phase 7 — SEO/authority, partnerships, newsletter automation, and an optional AI Q&amp;A assistant (needs legal review).</w:t>
             </w:r>
           </w:p>
         </w:tc>
@@ -1972,7 +2022,7 @@
                 <w:sz w:val="20"/>
                 <w:szCs w:val="20"/>
               </w:rPr>
-              <w:t xml:space="preserve">6 — Advanced Tools</w:t>
+              <w:t xml:space="preserve">6 — Advanced Tools ✓ shipped</w:t>
             </w:r>
           </w:p>
         </w:tc>
@@ -2044,7 +2094,7 @@
                 <w:sz w:val="20"/>
                 <w:szCs w:val="20"/>
               </w:rPr>
-              <w:t xml:space="preserve">Food database, insulin ratio calc, glycemic index tool, emergency card</w:t>
+              <w:t xml:space="preserve">Glycemic index/load, insulin ratio, hydration, emergency guide — live. Plus 4 built-in diabetes blog posts.</w:t>
             </w:r>
           </w:p>
         </w:tc>

--- a/docs/MyHealthyGlucose_Website_Roadmap.docx
+++ b/docs/MyHealthyGlucose_Website_Roadmap.docx
@@ -661,31 +661,81 @@
                 <w:sz w:val="20"/>
                 <w:szCs w:val="20"/>
               </w:rPr>
-              <w:t xml:space="preserve">Next up</w:t>
-            </w:r>
-          </w:p>
-        </w:tc>
-        <w:tc>
-          <w:tcPr>
-            <w:tcW w:type="dxa" w:w="6400"/>
-            <w:shd w:fill="FFFFFF" w:val="clear"/>
-            <w:tcMar>
-              <w:top w:type="dxa" w:w="100"/>
-              <w:left w:type="dxa" w:w="120"/>
-              <w:bottom w:type="dxa" w:w="100"/>
-              <w:right w:type="dxa" w:w="120"/>
-            </w:tcMar>
-          </w:tcPr>
-          <w:p>
-            <w:r>
-              <w:rPr>
-                <w:b w:val="false"/>
-                <w:bCs w:val="false"/>
-                <w:color w:val="111827"/>
-                <w:sz w:val="20"/>
-                <w:szCs w:val="20"/>
-              </w:rPr>
-              <w:t xml:space="preserve">Owner: optionally run docs/supabase-schema-phase5.sql to activate community features. Phase 7 — SEO/authority, partnerships, newsletter automation, and an optional AI Q&amp;A assistant (needs legal review).</w:t>
+              <w:t xml:space="preserve">Jul 22, 2026 — Phase 7: SEO, newsletter, testimonial admin, AI assistant</w:t>
+            </w:r>
+          </w:p>
+        </w:tc>
+        <w:tc>
+          <w:tcPr>
+            <w:tcW w:type="dxa" w:w="6400"/>
+            <w:shd w:fill="FFFFFF" w:val="clear"/>
+            <w:tcMar>
+              <w:top w:type="dxa" w:w="100"/>
+              <w:left w:type="dxa" w:w="120"/>
+              <w:bottom w:type="dxa" w:w="100"/>
+              <w:right w:type="dxa" w:w="120"/>
+            </w:tcMar>
+          </w:tcPr>
+          <w:p>
+            <w:r>
+              <w:rPr>
+                <w:b w:val="false"/>
+                <w:bCs w:val="false"/>
+                <w:color w:val="111827"/>
+                <w:sz w:val="20"/>
+                <w:szCs w:val="20"/>
+              </w:rPr>
+              <w:t xml:space="preserve">(1) Testimonial approval UI added to the admin dashboard — pending submissions show with Approve/Reject buttons (needs docs/supabase-testimonial-delete-policy.sql for reject). (2) Newsletter signup in the footer, storing to a Supabase subscribers table (docs/supabase-newsletter.sql). (3) SEO: per-page titles/descriptions/canonical/OG tags via react-helmet-async on home, guides, and blog posts; generated sitemap.xml (26 URLs) + robots.txt. (4) AI diabetes Q&amp;A assistant at /assistant — chat UI with strong guardrails (education-only system prompt, client-side dosing-question blocks, persistent disclaimer), backed by a Supabase Edge Function that keeps the Anthropic key server-side (docs/SETUP-ai-assistant.md). 'Ask AI' added to nav.</w:t>
+            </w:r>
+          </w:p>
+        </w:tc>
+      </w:tr>
+      <w:tr>
+        <w:tc>
+          <w:tcPr>
+            <w:tcW w:type="dxa" w:w="3200"/>
+            <w:shd w:fill="F8FAFC" w:val="clear"/>
+            <w:tcMar>
+              <w:top w:type="dxa" w:w="100"/>
+              <w:left w:type="dxa" w:w="120"/>
+              <w:bottom w:type="dxa" w:w="100"/>
+              <w:right w:type="dxa" w:w="120"/>
+            </w:tcMar>
+          </w:tcPr>
+          <w:p>
+            <w:r>
+              <w:rPr>
+                <w:b/>
+                <w:bCs/>
+                <w:color w:val="111827"/>
+                <w:sz w:val="20"/>
+                <w:szCs w:val="20"/>
+              </w:rPr>
+              <w:t xml:space="preserve">Owner actions</w:t>
+            </w:r>
+          </w:p>
+        </w:tc>
+        <w:tc>
+          <w:tcPr>
+            <w:tcW w:type="dxa" w:w="6400"/>
+            <w:shd w:fill="F8FAFC" w:val="clear"/>
+            <w:tcMar>
+              <w:top w:type="dxa" w:w="100"/>
+              <w:left w:type="dxa" w:w="120"/>
+              <w:bottom w:type="dxa" w:w="100"/>
+              <w:right w:type="dxa" w:w="120"/>
+            </w:tcMar>
+          </w:tcPr>
+          <w:p>
+            <w:r>
+              <w:rPr>
+                <w:b w:val="false"/>
+                <w:bCs w:val="false"/>
+                <w:color w:val="111827"/>
+                <w:sz w:val="20"/>
+                <w:szCs w:val="20"/>
+              </w:rPr>
+              <w:t xml:space="preserve">To activate: run docs/supabase-newsletter.sql and docs/supabase-testimonial-delete-policy.sql; for the AI assistant, follow docs/SETUP-ai-assistant.md (Anthropic key + deploy the edge function). Legal review of the AI disclaimer recommended before promoting it.</w:t>
             </w:r>
           </w:p>
         </w:tc>
@@ -2123,7 +2173,7 @@
                 <w:sz w:val="20"/>
                 <w:szCs w:val="20"/>
               </w:rPr>
-              <w:t xml:space="preserve">7 — Scale &amp; Authority</w:t>
+              <w:t xml:space="preserve">7 — Scale &amp; Authority ✓ shipped</w:t>
             </w:r>
           </w:p>
         </w:tc>
@@ -2195,7 +2245,7 @@
                 <w:sz w:val="20"/>
                 <w:szCs w:val="20"/>
               </w:rPr>
-              <w:t xml:space="preserve">Partnerships, professional guest content, webinars, press kit, AI assistant</w:t>
+              <w:t xml:space="preserve">SEO (meta tags, sitemap, robots), newsletter, testimonial admin, AI assistant — all live pending owner setup.</w:t>
             </w:r>
           </w:p>
         </w:tc>

--- a/docs/MyHealthyGlucose_Website_Roadmap.docx
+++ b/docs/MyHealthyGlucose_Website_Roadmap.docx
@@ -711,6 +711,56 @@
                 <w:sz w:val="20"/>
                 <w:szCs w:val="20"/>
               </w:rPr>
+              <w:t xml:space="preserve">Jul 22, 2026 — Phase 8: Trust, performance, content</w:t>
+            </w:r>
+          </w:p>
+        </w:tc>
+        <w:tc>
+          <w:tcPr>
+            <w:tcW w:type="dxa" w:w="6400"/>
+            <w:shd w:fill="F8FAFC" w:val="clear"/>
+            <w:tcMar>
+              <w:top w:type="dxa" w:w="100"/>
+              <w:left w:type="dxa" w:w="120"/>
+              <w:bottom w:type="dxa" w:w="100"/>
+              <w:right w:type="dxa" w:w="120"/>
+            </w:tcMar>
+          </w:tcPr>
+          <w:p>
+            <w:r>
+              <w:rPr>
+                <w:b w:val="false"/>
+                <w:bCs w:val="false"/>
+                <w:color w:val="111827"/>
+                <w:sz w:val="20"/>
+                <w:szCs w:val="20"/>
+              </w:rPr>
+              <w:t xml:space="preserve">(1) Legal/trust pages added: Privacy Policy, Terms of Use, and Medical Disclaimer (/legal/*), with footer links — fixes the previously broken privacy link and gives the health brand proper compliance footing (owner should get a lawyer to review). (2) Privacy-friendly, cookieless analytics (Plausible) that activates via a VITE_PLAUSIBLE_DOMAIN variable — no cookie banner needed. (3) Performance: route-level code-splitting (React.lazy) so visiting the homepage no longer downloads every tool/blog/admin bundle — 31 on-demand chunks. (4) Content push: 3 more blog posts (food &amp; blood sugar, exercise &amp; diabetes, understanding your numbers) — 6 posts total. Sitemap regenerated (32 URLs). (5) Contact email updated to connect@myhealthyglucose.com sitewide.</w:t>
+            </w:r>
+          </w:p>
+        </w:tc>
+      </w:tr>
+      <w:tr>
+        <w:tc>
+          <w:tcPr>
+            <w:tcW w:type="dxa" w:w="3200"/>
+            <w:shd w:fill="FFFFFF" w:val="clear"/>
+            <w:tcMar>
+              <w:top w:type="dxa" w:w="100"/>
+              <w:left w:type="dxa" w:w="120"/>
+              <w:bottom w:type="dxa" w:w="100"/>
+              <w:right w:type="dxa" w:w="120"/>
+            </w:tcMar>
+          </w:tcPr>
+          <w:p>
+            <w:r>
+              <w:rPr>
+                <w:b/>
+                <w:bCs/>
+                <w:color w:val="111827"/>
+                <w:sz w:val="20"/>
+                <w:szCs w:val="20"/>
+              </w:rPr>
               <w:t xml:space="preserve">Owner actions</w:t>
             </w:r>
           </w:p>
@@ -718,24 +768,24 @@
         <w:tc>
           <w:tcPr>
             <w:tcW w:type="dxa" w:w="6400"/>
-            <w:shd w:fill="F8FAFC" w:val="clear"/>
-            <w:tcMar>
-              <w:top w:type="dxa" w:w="100"/>
-              <w:left w:type="dxa" w:w="120"/>
-              <w:bottom w:type="dxa" w:w="100"/>
-              <w:right w:type="dxa" w:w="120"/>
-            </w:tcMar>
-          </w:tcPr>
-          <w:p>
-            <w:r>
-              <w:rPr>
-                <w:b w:val="false"/>
-                <w:bCs w:val="false"/>
-                <w:color w:val="111827"/>
-                <w:sz w:val="20"/>
-                <w:szCs w:val="20"/>
-              </w:rPr>
-              <w:t xml:space="preserve">To activate: run docs/supabase-newsletter.sql and docs/supabase-testimonial-delete-policy.sql; for the AI assistant, follow docs/SETUP-ai-assistant.md (Anthropic key + deploy the edge function). Legal review of the AI disclaimer recommended before promoting it.</w:t>
+            <w:shd w:fill="FFFFFF" w:val="clear"/>
+            <w:tcMar>
+              <w:top w:type="dxa" w:w="100"/>
+              <w:left w:type="dxa" w:w="120"/>
+              <w:bottom w:type="dxa" w:w="100"/>
+              <w:right w:type="dxa" w:w="120"/>
+            </w:tcMar>
+          </w:tcPr>
+          <w:p>
+            <w:r>
+              <w:rPr>
+                <w:b w:val="false"/>
+                <w:bCs w:val="false"/>
+                <w:color w:val="111827"/>
+                <w:sz w:val="20"/>
+                <w:szCs w:val="20"/>
+              </w:rPr>
+              <w:t xml:space="preserve">Formspree destination + mailbox for connect@myhealthyglucose.com must be set up separately for contact emails to route. Optional: add VITE_PLAUSIBLE_DOMAIN (+ Plausible account) to turn on analytics. Recommended: legal review of the new Privacy/Terms/Disclaimer pages.</w:t>
             </w:r>
           </w:p>
         </w:tc>

--- a/docs/MyHealthyGlucose_Website_Roadmap.docx
+++ b/docs/MyHealthyGlucose_Website_Roadmap.docx
@@ -761,6 +761,56 @@
                 <w:sz w:val="20"/>
                 <w:szCs w:val="20"/>
               </w:rPr>
+              <w:t xml:space="preserve">Jul 22, 2026 — Web-exclusive tools + app conversion</w:t>
+            </w:r>
+          </w:p>
+        </w:tc>
+        <w:tc>
+          <w:tcPr>
+            <w:tcW w:type="dxa" w:w="6400"/>
+            <w:shd w:fill="FFFFFF" w:val="clear"/>
+            <w:tcMar>
+              <w:top w:type="dxa" w:w="100"/>
+              <w:left w:type="dxa" w:w="120"/>
+              <w:bottom w:type="dxa" w:w="100"/>
+              <w:right w:type="dxa" w:w="120"/>
+            </w:tcMar>
+          </w:tcPr>
+          <w:p>
+            <w:r>
+              <w:rPr>
+                <w:b w:val="false"/>
+                <w:bCs w:val="false"/>
+                <w:color w:val="111827"/>
+                <w:sz w:val="20"/>
+                <w:szCs w:val="20"/>
+              </w:rPr>
+              <w:t xml:space="preserve">Built the buildable half of the owner's web/mobile strategy. (1) Expanded regional food database (~95 foods with carbs, GI, protein, fat across Indian, East/SE Asian, Middle Eastern, Mexican, African, Western cuisines). (2) Meal Glycemic Simulator + Smart Swapper — build a meal, see total glycemic load/carbs/protein/fat, get one-tap lower-GI swaps with % reduction. (3) CGM CSV Visualizer — drag-drop a Dexcom/Libre/Contour export, parsed 100% in-browser (private), shows avg glucose, GMI, time-in-range, and a glucose curve. (4) SEO lead-magnet calculators: Daily Carb &amp; Fiber Target, Post-Meal Glucose Target Finder. (5) App Landing Zone on the homepage — QR code to install, Google Play badge, phone mockups, feature highlights for desktop→mobile conversion. Tools hub now lists 12 tools; sitemap at 36 URLs. NOTE: the web dashboard of mobile logs and caregiver sharing were scoped OUT — they require the Android app to sync data to a shared backend first (an app-dev project, not a website task).</w:t>
+            </w:r>
+          </w:p>
+        </w:tc>
+      </w:tr>
+      <w:tr>
+        <w:tc>
+          <w:tcPr>
+            <w:tcW w:type="dxa" w:w="3200"/>
+            <w:shd w:fill="F8FAFC" w:val="clear"/>
+            <w:tcMar>
+              <w:top w:type="dxa" w:w="100"/>
+              <w:left w:type="dxa" w:w="120"/>
+              <w:bottom w:type="dxa" w:w="100"/>
+              <w:right w:type="dxa" w:w="120"/>
+            </w:tcMar>
+          </w:tcPr>
+          <w:p>
+            <w:r>
+              <w:rPr>
+                <w:b/>
+                <w:bCs/>
+                <w:color w:val="111827"/>
+                <w:sz w:val="20"/>
+                <w:szCs w:val="20"/>
+              </w:rPr>
               <w:t xml:space="preserve">Owner actions</w:t>
             </w:r>
           </w:p>
@@ -768,24 +818,24 @@
         <w:tc>
           <w:tcPr>
             <w:tcW w:type="dxa" w:w="6400"/>
-            <w:shd w:fill="FFFFFF" w:val="clear"/>
-            <w:tcMar>
-              <w:top w:type="dxa" w:w="100"/>
-              <w:left w:type="dxa" w:w="120"/>
-              <w:bottom w:type="dxa" w:w="100"/>
-              <w:right w:type="dxa" w:w="120"/>
-            </w:tcMar>
-          </w:tcPr>
-          <w:p>
-            <w:r>
-              <w:rPr>
-                <w:b w:val="false"/>
-                <w:bCs w:val="false"/>
-                <w:color w:val="111827"/>
-                <w:sz w:val="20"/>
-                <w:szCs w:val="20"/>
-              </w:rPr>
-              <w:t xml:space="preserve">Formspree destination + mailbox for connect@myhealthyglucose.com must be set up separately for contact emails to route. Optional: add VITE_PLAUSIBLE_DOMAIN (+ Plausible account) to turn on analytics. Recommended: legal review of the new Privacy/Terms/Disclaimer pages.</w:t>
+            <w:shd w:fill="F8FAFC" w:val="clear"/>
+            <w:tcMar>
+              <w:top w:type="dxa" w:w="100"/>
+              <w:left w:type="dxa" w:w="120"/>
+              <w:bottom w:type="dxa" w:w="100"/>
+              <w:right w:type="dxa" w:w="120"/>
+            </w:tcMar>
+          </w:tcPr>
+          <w:p>
+            <w:r>
+              <w:rPr>
+                <w:b w:val="false"/>
+                <w:bCs w:val="false"/>
+                <w:color w:val="111827"/>
+                <w:sz w:val="20"/>
+                <w:szCs w:val="20"/>
+              </w:rPr>
+              <w:t xml:space="preserve">Add app screenshots to the landing zone if you want real device shots (currently stylized mockups). The mobile-sync-dependent features (web dashboard, family sharing) need app-side development before the website can surface them.</w:t>
             </w:r>
           </w:p>
         </w:tc>

--- a/docs/MyHealthyGlucose_Website_Roadmap.docx
+++ b/docs/MyHealthyGlucose_Website_Roadmap.docx
@@ -811,6 +811,57 @@
                 <w:sz w:val="20"/>
                 <w:szCs w:val="20"/>
               </w:rPr>
+              <w:t xml:space="preserve">Jul 22, 2026 — Real screenshots + Features/app-tour page</w:t>
+            </w:r>
+          </w:p>
+        </w:tc>
+        <w:tc>
+          <w:tcPr>
+            <w:tcW w:type="dxa" w:w="6400"/>
+            <w:shd w:fill="F8FAFC" w:val="clear"/>
+            <w:tcMar>
+              <w:top w:type="dxa" w:w="100"/>
+              <w:left w:type="dxa" w:w="120"/>
+              <w:bottom w:type="dxa" w:w="100"/>
+              <w:right w:type="dxa" w:w="120"/>
+            </w:tcMar>
+          </w:tcPr>
+          <w:p>
+            <w:r>
+              <w:rPr>
+                <w:b w:val="false"/>
+                <w:bCs w:val="false"/>
+                <w:color w:val="111827"/>
+                <w:sz w:val="20"/>
+                <w:szCs w:val="20"/>
+              </w:rPr>
+              <w:t xml:space="preserve">Owner supplied 9 real app screenshots. Processed and added to the site: (1) App Landing Zone on the homepage now shows real screenshots (Today dashboard, Food diary) instead of stylized mockups. (2) New dedicated /features page — a full visual app tour walking through all 9 screens with captions: Today dashboard, Food diary, Barcode/label scanning, Medications, Preventive care &amp; screenings, Quick care modes &amp; Emergency ID, Family &amp; caregivers, Medical profile, and the full menu (Dexcom CGM, multi-profile, lab scanning, reports). Nav 'The App' relabeled 'Features' → /features; existing /about-app (pricing/plans) still reachable via footer and a CTA on the new page. Sitemap now 37 URLs.
+Note from these screenshots: the app already has Family/Caregiver sharing (via share code) and Dexcom CGM integration built in — so the previously-deferred 'web dashboard' and 'family sharing on web' features are more buildable than first scoped, once the owner's separate app.myhealthyglucose.com project exposes that data. Owner is handling that piece separately.</w:t>
+            </w:r>
+          </w:p>
+        </w:tc>
+      </w:tr>
+      <w:tr>
+        <w:tc>
+          <w:tcPr>
+            <w:tcW w:type="dxa" w:w="3200"/>
+            <w:shd w:fill="FFFFFF" w:val="clear"/>
+            <w:tcMar>
+              <w:top w:type="dxa" w:w="100"/>
+              <w:left w:type="dxa" w:w="120"/>
+              <w:bottom w:type="dxa" w:w="100"/>
+              <w:right w:type="dxa" w:w="120"/>
+            </w:tcMar>
+          </w:tcPr>
+          <w:p>
+            <w:r>
+              <w:rPr>
+                <w:b/>
+                <w:bCs/>
+                <w:color w:val="111827"/>
+                <w:sz w:val="20"/>
+                <w:szCs w:val="20"/>
+              </w:rPr>
               <w:t xml:space="preserve">Owner actions</w:t>
             </w:r>
           </w:p>
@@ -818,24 +869,24 @@
         <w:tc>
           <w:tcPr>
             <w:tcW w:type="dxa" w:w="6400"/>
-            <w:shd w:fill="F8FAFC" w:val="clear"/>
-            <w:tcMar>
-              <w:top w:type="dxa" w:w="100"/>
-              <w:left w:type="dxa" w:w="120"/>
-              <w:bottom w:type="dxa" w:w="100"/>
-              <w:right w:type="dxa" w:w="120"/>
-            </w:tcMar>
-          </w:tcPr>
-          <w:p>
-            <w:r>
-              <w:rPr>
-                <w:b w:val="false"/>
-                <w:bCs w:val="false"/>
-                <w:color w:val="111827"/>
-                <w:sz w:val="20"/>
-                <w:szCs w:val="20"/>
-              </w:rPr>
-              <w:t xml:space="preserve">Add app screenshots to the landing zone if you want real device shots (currently stylized mockups). The mobile-sync-dependent features (web dashboard, family sharing) need app-side development before the website can surface them.</w:t>
+            <w:shd w:fill="FFFFFF" w:val="clear"/>
+            <w:tcMar>
+              <w:top w:type="dxa" w:w="100"/>
+              <w:left w:type="dxa" w:w="120"/>
+              <w:bottom w:type="dxa" w:w="100"/>
+              <w:right w:type="dxa" w:w="120"/>
+            </w:tcMar>
+          </w:tcPr>
+          <w:p>
+            <w:r>
+              <w:rPr>
+                <w:b w:val="false"/>
+                <w:bCs w:val="false"/>
+                <w:color w:val="111827"/>
+                <w:sz w:val="20"/>
+                <w:szCs w:val="20"/>
+              </w:rPr>
+              <w:t xml:space="preserve">None required — this batch is fully self-contained. When ready for app.myhealthyglucose.com, the mobile app already has the sync/sharing primitives (family codes, CGM) that a web dashboard would read from.</w:t>
             </w:r>
           </w:p>
         </w:tc>

--- a/docs/MyHealthyGlucose_Website_Roadmap.docx
+++ b/docs/MyHealthyGlucose_Website_Roadmap.docx
@@ -887,6 +887,106 @@
                 <w:szCs w:val="20"/>
               </w:rPr>
               <w:t xml:space="preserve">None required — this batch is fully self-contained. When ready for app.myhealthyglucose.com, the mobile app already has the sync/sharing primitives (family codes, CGM) that a web dashboard would read from.</w:t>
+            </w:r>
+          </w:p>
+        </w:tc>
+      </w:tr>
+      <w:tr>
+        <w:tc>
+          <w:tcPr>
+            <w:tcW w:type="dxa" w:w="3200"/>
+            <w:shd w:fill="F8FAFC" w:val="clear"/>
+            <w:tcMar>
+              <w:top w:type="dxa" w:w="100"/>
+              <w:left w:type="dxa" w:w="120"/>
+              <w:bottom w:type="dxa" w:w="100"/>
+              <w:right w:type="dxa" w:w="120"/>
+            </w:tcMar>
+          </w:tcPr>
+          <w:p>
+            <w:r>
+              <w:rPr>
+                <w:b/>
+                <w:bCs/>
+                <w:color w:val="111827"/>
+                <w:sz w:val="20"/>
+                <w:szCs w:val="20"/>
+              </w:rPr>
+              <w:t xml:space="preserve">Jul 22, 2026 — i18n architecture + Give Back page + affiliate Store</w:t>
+            </w:r>
+          </w:p>
+        </w:tc>
+        <w:tc>
+          <w:tcPr>
+            <w:tcW w:type="dxa" w:w="6400"/>
+            <w:shd w:fill="F8FAFC" w:val="clear"/>
+            <w:tcMar>
+              <w:top w:type="dxa" w:w="100"/>
+              <w:left w:type="dxa" w:w="120"/>
+              <w:bottom w:type="dxa" w:w="100"/>
+              <w:right w:type="dxa" w:w="120"/>
+            </w:tcMar>
+          </w:tcPr>
+          <w:p>
+            <w:r>
+              <w:rPr>
+                <w:b w:val="false"/>
+                <w:bCs w:val="false"/>
+                <w:color w:val="111827"/>
+                <w:sz w:val="20"/>
+                <w:szCs w:val="20"/>
+              </w:rPr>
+              <w:t xml:space="preserve">(1) Multi-language architecture built with react-i18next: English/Hindi/Spanish locale files covering nav, footer, and homepage hero; language switcher in nav + mobile menu with browser auto-detect and manual override. Architecture is ready to expand — translating the rest of the content (blog, guides, tools) is incremental work from here. (2) /give — an honest, transparent donation page: choose where funds go (free diabetes kits vs. NGO partner support), with a clear disclosure that DataSpark Tech LLC is not a registered nonprofit so donations aren't tax-deductible unless stated otherwise. Donate button wired to a VITE_DONATION_LINK env var (Stripe Payment Link recommended), shows a graceful 'not open yet' state until configured. Homepage Give Back callout band added. (3) /store — affiliate OTC store with 12 seeded diabetes products (meters, strips, lancets, glucose tabs, foot care, CGM accessories, BP monitor). Auto-detects US vs. India via a free, key-less IP geolocation API (ipwho.is) with a manual country toggle and safe 3s-timeout fallback. Required FTC-style affiliate disclosure built in. Product links are functional Amazon-search placeholders until real affiliate IDs are added. Docs written: SETUP-donations.md (Stripe walkthrough + a flag that many US states require charitable-solicitation registration before collecting donations — recommended a lawyer/accountant review before promoting this at scale) and SETUP-store-affiliates.md (Amazon Associates US + India sign-up, other affiliate options). Sitemap now 39 URLs.</w:t>
+            </w:r>
+          </w:p>
+        </w:tc>
+      </w:tr>
+      <w:tr>
+        <w:tc>
+          <w:tcPr>
+            <w:tcW w:type="dxa" w:w="3200"/>
+            <w:shd w:fill="FFFFFF" w:val="clear"/>
+            <w:tcMar>
+              <w:top w:type="dxa" w:w="100"/>
+              <w:left w:type="dxa" w:w="120"/>
+              <w:bottom w:type="dxa" w:w="100"/>
+              <w:right w:type="dxa" w:w="120"/>
+            </w:tcMar>
+          </w:tcPr>
+          <w:p>
+            <w:r>
+              <w:rPr>
+                <w:b/>
+                <w:bCs/>
+                <w:color w:val="111827"/>
+                <w:sz w:val="20"/>
+                <w:szCs w:val="20"/>
+              </w:rPr>
+              <w:t xml:space="preserve">Owner actions</w:t>
+            </w:r>
+          </w:p>
+        </w:tc>
+        <w:tc>
+          <w:tcPr>
+            <w:tcW w:type="dxa" w:w="6400"/>
+            <w:shd w:fill="FFFFFF" w:val="clear"/>
+            <w:tcMar>
+              <w:top w:type="dxa" w:w="100"/>
+              <w:left w:type="dxa" w:w="120"/>
+              <w:bottom w:type="dxa" w:w="100"/>
+              <w:right w:type="dxa" w:w="120"/>
+            </w:tcMar>
+          </w:tcPr>
+          <w:p>
+            <w:r>
+              <w:rPr>
+                <w:b w:val="false"/>
+                <w:bCs w:val="false"/>
+                <w:color w:val="111827"/>
+                <w:sz w:val="20"/>
+                <w:szCs w:val="20"/>
+              </w:rPr>
+              <w:t xml:space="preserve">(1) For real donations: create a Stripe account, make a Payment Link, add its URL as GitHub variable VITE_DONATION_LINK (the workflow already passes it through). Strongly consider the charitable-solicitation and tax-deductibility questions in SETUP-donations.md before promoting widely — partnering with an existing registered NGO and linking to their donation page is the lowest-friction path if you want to start now. (2) For store commissions: sign up for Amazon Associates (separate programs for .com and .in), then send the tracking IDs to have them wired into all 12 products. (3) i18n: consider a native-speaker review of the Hindi/Spanish translations before heavy promotion in those markets, and let us know which pages to translate next.</w:t>
             </w:r>
           </w:p>
         </w:tc>

--- a/docs/MyHealthyGlucose_Website_Roadmap.docx
+++ b/docs/MyHealthyGlucose_Website_Roadmap.docx
@@ -987,6 +987,106 @@
                 <w:szCs w:val="20"/>
               </w:rPr>
               <w:t xml:space="preserve">(1) For real donations: create a Stripe account, make a Payment Link, add its URL as GitHub variable VITE_DONATION_LINK (the workflow already passes it through). Strongly consider the charitable-solicitation and tax-deductibility questions in SETUP-donations.md before promoting widely — partnering with an existing registered NGO and linking to their donation page is the lowest-friction path if you want to start now. (2) For store commissions: sign up for Amazon Associates (separate programs for .com and .in), then send the tracking IDs to have them wired into all 12 products. (3) i18n: consider a native-speaker review of the Hindi/Spanish translations before heavy promotion in those markets, and let us know which pages to translate next.</w:t>
+            </w:r>
+          </w:p>
+        </w:tc>
+      </w:tr>
+      <w:tr>
+        <w:tc>
+          <w:tcPr>
+            <w:tcW w:type="dxa" w:w="3200"/>
+            <w:shd w:fill="F8FAFC" w:val="clear"/>
+            <w:tcMar>
+              <w:top w:type="dxa" w:w="100"/>
+              <w:left w:type="dxa" w:w="120"/>
+              <w:bottom w:type="dxa" w:w="100"/>
+              <w:right w:type="dxa" w:w="120"/>
+            </w:tcMar>
+          </w:tcPr>
+          <w:p>
+            <w:r>
+              <w:rPr>
+                <w:b/>
+                <w:bCs/>
+                <w:color w:val="111827"/>
+                <w:sz w:val="20"/>
+                <w:szCs w:val="20"/>
+              </w:rPr>
+              <w:t xml:space="preserve">Jul 22, 2026 — Admin-manageable Store &amp; Settings</w:t>
+            </w:r>
+          </w:p>
+        </w:tc>
+        <w:tc>
+          <w:tcPr>
+            <w:tcW w:type="dxa" w:w="6400"/>
+            <w:shd w:fill="F8FAFC" w:val="clear"/>
+            <w:tcMar>
+              <w:top w:type="dxa" w:w="100"/>
+              <w:left w:type="dxa" w:w="120"/>
+              <w:bottom w:type="dxa" w:w="100"/>
+              <w:right w:type="dxa" w:w="120"/>
+            </w:tcMar>
+          </w:tcPr>
+          <w:p>
+            <w:r>
+              <w:rPr>
+                <w:b w:val="false"/>
+                <w:bCs w:val="false"/>
+                <w:color w:val="111827"/>
+                <w:sz w:val="20"/>
+                <w:szCs w:val="20"/>
+              </w:rPr>
+              <w:t xml:space="preserve">Built a real admin content-management layer, per owner request that admin should be able to do more than manage blog posts and approve testimonials. NEW /admin/store: full CRUD for the affiliate product catalog — add/edit/hide/delete products, one-click 'Add 12 starter products' to seed from the built-in catalog, separate US/India price+link+retailer fields per product. NEW /admin/settings: key/value site settings starting with the donation link — the Give Back page now reads this live from the database, no redeploy needed to change it. Both pages share a new AdminNav tab bar alongside the existing Blog &amp; Community dashboard. The public /store and /give pages were updated to read from Supabase (with automatic fallback to the old static/env-var values if the database isn't connected yet, so nothing breaks mid-migration). Schema: docs/supabase-schema-admin.sql.</w:t>
+            </w:r>
+          </w:p>
+        </w:tc>
+      </w:tr>
+      <w:tr>
+        <w:tc>
+          <w:tcPr>
+            <w:tcW w:type="dxa" w:w="3200"/>
+            <w:shd w:fill="FFFFFF" w:val="clear"/>
+            <w:tcMar>
+              <w:top w:type="dxa" w:w="100"/>
+              <w:left w:type="dxa" w:w="120"/>
+              <w:bottom w:type="dxa" w:w="100"/>
+              <w:right w:type="dxa" w:w="120"/>
+            </w:tcMar>
+          </w:tcPr>
+          <w:p>
+            <w:r>
+              <w:rPr>
+                <w:b/>
+                <w:bCs/>
+                <w:color w:val="111827"/>
+                <w:sz w:val="20"/>
+                <w:szCs w:val="20"/>
+              </w:rPr>
+              <w:t xml:space="preserve">Owner actions</w:t>
+            </w:r>
+          </w:p>
+        </w:tc>
+        <w:tc>
+          <w:tcPr>
+            <w:tcW w:type="dxa" w:w="6400"/>
+            <w:shd w:fill="FFFFFF" w:val="clear"/>
+            <w:tcMar>
+              <w:top w:type="dxa" w:w="100"/>
+              <w:left w:type="dxa" w:w="120"/>
+              <w:bottom w:type="dxa" w:w="100"/>
+              <w:right w:type="dxa" w:w="120"/>
+            </w:tcMar>
+          </w:tcPr>
+          <w:p>
+            <w:r>
+              <w:rPr>
+                <w:b w:val="false"/>
+                <w:bCs w:val="false"/>
+                <w:color w:val="111827"/>
+                <w:sz w:val="20"/>
+                <w:szCs w:val="20"/>
+              </w:rPr>
+              <w:t xml:space="preserve">Run docs/supabase-schema-admin.sql in Supabase to activate both /admin/store and /admin/settings. Once run, visit /admin/store and click 'Add 12 starter products' to load the catalog, then edit prices/links directly from the UI going forward — no more code changes needed for routine store or settings updates.</w:t>
             </w:r>
           </w:p>
         </w:tc>

--- a/docs/MyHealthyGlucose_Website_Roadmap.docx
+++ b/docs/MyHealthyGlucose_Website_Roadmap.docx
@@ -1087,6 +1087,56 @@
                 <w:szCs w:val="20"/>
               </w:rPr>
               <w:t xml:space="preserve">Run docs/supabase-schema-admin.sql in Supabase to activate both /admin/store and /admin/settings. Once run, visit /admin/store and click 'Add 12 starter products' to load the catalog, then edit prices/links directly from the UI going forward — no more code changes needed for routine store or settings updates.</w:t>
+            </w:r>
+          </w:p>
+        </w:tc>
+      </w:tr>
+      <w:tr>
+        <w:tc>
+          <w:tcPr>
+            <w:tcW w:type="dxa" w:w="3200"/>
+            <w:shd w:fill="F8FAFC" w:val="clear"/>
+            <w:tcMar>
+              <w:top w:type="dxa" w:w="100"/>
+              <w:left w:type="dxa" w:w="120"/>
+              <w:bottom w:type="dxa" w:w="100"/>
+              <w:right w:type="dxa" w:w="120"/>
+            </w:tcMar>
+          </w:tcPr>
+          <w:p>
+            <w:r>
+              <w:rPr>
+                <w:b/>
+                <w:bCs/>
+                <w:color w:val="111827"/>
+                <w:sz w:val="20"/>
+                <w:szCs w:val="20"/>
+              </w:rPr>
+              <w:t xml:space="preserve">Jul 22, 2026 — Tools section translated (Hindi/Spanish)</w:t>
+            </w:r>
+          </w:p>
+        </w:tc>
+        <w:tc>
+          <w:tcPr>
+            <w:tcW w:type="dxa" w:w="6400"/>
+            <w:shd w:fill="F8FAFC" w:val="clear"/>
+            <w:tcMar>
+              <w:top w:type="dxa" w:w="100"/>
+              <w:left w:type="dxa" w:w="120"/>
+              <w:bottom w:type="dxa" w:w="100"/>
+              <w:right w:type="dxa" w:w="120"/>
+            </w:tcMar>
+          </w:tcPr>
+          <w:p>
+            <w:r>
+              <w:rPr>
+                <w:b w:val="false"/>
+                <w:bCs w:val="false"/>
+                <w:color w:val="111827"/>
+                <w:sz w:val="20"/>
+                <w:szCs w:val="20"/>
+              </w:rPr>
+              <w:t xml:space="preserve">Expanded language coverage beyond nav/footer/hero to the entire Tools section, per owner request. Tools hub (title, subtitle, image caption, all 12 tool cards) and every one of the 12 calculator pages (BMI, A1C converter, Carb Calculator, Risk Quiz, Glycemic Index, Meal Simulator, CGM Analyzer, Carb Target, Post-Meal Target, Insulin Ratio, Hydration, Emergency Guide) now show translated page headers when Hindi or Spanish is selected. The shared ToolShell wrapper and Disclaimer component were translated once and now cover all 12 calculators automatically. Scope note: the interactive form fields/buttons inside each calculator (inputs, result labels) remain English for this pass — what's translated is the page-level content a visitor reads around the tool. Verified correct in both languages via the compiled build output.</w:t>
             </w:r>
           </w:p>
         </w:tc>

--- a/docs/MyHealthyGlucose_Website_Roadmap.docx
+++ b/docs/MyHealthyGlucose_Website_Roadmap.docx
@@ -1137,6 +1137,106 @@
                 <w:szCs w:val="20"/>
               </w:rPr>
               <w:t xml:space="preserve">Expanded language coverage beyond nav/footer/hero to the entire Tools section, per owner request. Tools hub (title, subtitle, image caption, all 12 tool cards) and every one of the 12 calculator pages (BMI, A1C converter, Carb Calculator, Risk Quiz, Glycemic Index, Meal Simulator, CGM Analyzer, Carb Target, Post-Meal Target, Insulin Ratio, Hydration, Emergency Guide) now show translated page headers when Hindi or Spanish is selected. The shared ToolShell wrapper and Disclaimer component were translated once and now cover all 12 calculators automatically. Scope note: the interactive form fields/buttons inside each calculator (inputs, result labels) remain English for this pass — what's translated is the page-level content a visitor reads around the tool. Verified correct in both languages via the compiled build output.</w:t>
+            </w:r>
+          </w:p>
+        </w:tc>
+      </w:tr>
+      <w:tr>
+        <w:tc>
+          <w:tcPr>
+            <w:tcW w:type="dxa" w:w="3200"/>
+            <w:shd w:fill="FFFFFF" w:val="clear"/>
+            <w:tcMar>
+              <w:top w:type="dxa" w:w="100"/>
+              <w:left w:type="dxa" w:w="120"/>
+              <w:bottom w:type="dxa" w:w="100"/>
+              <w:right w:type="dxa" w:w="120"/>
+            </w:tcMar>
+          </w:tcPr>
+          <w:p>
+            <w:r>
+              <w:rPr>
+                <w:b/>
+                <w:bCs/>
+                <w:color w:val="111827"/>
+                <w:sz w:val="20"/>
+                <w:szCs w:val="20"/>
+              </w:rPr>
+              <w:t xml:space="preserve">Jul 22, 2026 — Give Back: switched to pure NGO pass-through</w:t>
+            </w:r>
+          </w:p>
+        </w:tc>
+        <w:tc>
+          <w:tcPr>
+            <w:tcW w:type="dxa" w:w="6400"/>
+            <w:shd w:fill="FFFFFF" w:val="clear"/>
+            <w:tcMar>
+              <w:top w:type="dxa" w:w="100"/>
+              <w:left w:type="dxa" w:w="120"/>
+              <w:bottom w:type="dxa" w:w="100"/>
+              <w:right w:type="dxa" w:w="120"/>
+            </w:tcMar>
+          </w:tcPr>
+          <w:p>
+            <w:r>
+              <w:rPr>
+                <w:b w:val="false"/>
+                <w:bCs w:val="false"/>
+                <w:color w:val="111827"/>
+                <w:sz w:val="20"/>
+                <w:szCs w:val="20"/>
+              </w:rPr>
+              <w:t xml:space="preserve">Per owner decision, DataSpark Tech LLC will never collect, hold, or process donations. The Give Back page now links directly to a nonprofit partner's own donation page instead of collecting funds itself. Removed the kits/NGO allocation toggle; settings simplified to two admin-editable fields (NGO partner name + their donation page URL, via /admin/settings, no code changes). Copy is explicit that funds go straight to the NGO and that tax receipts/deductibility come from the NGO's own registered status. Removed the now-unused Stripe-link workflow variable. This substantially reduces legal/compliance surface area versus direct collection — no charitable-solicitation registration questions, no payment processor, no fiduciary handling of others' money. docs/SETUP-donations.md rewritten to match: just pick a vetted NGO, get their donation URL, add it in admin settings.</w:t>
+            </w:r>
+          </w:p>
+        </w:tc>
+      </w:tr>
+      <w:tr>
+        <w:tc>
+          <w:tcPr>
+            <w:tcW w:type="dxa" w:w="3200"/>
+            <w:shd w:fill="F8FAFC" w:val="clear"/>
+            <w:tcMar>
+              <w:top w:type="dxa" w:w="100"/>
+              <w:left w:type="dxa" w:w="120"/>
+              <w:bottom w:type="dxa" w:w="100"/>
+              <w:right w:type="dxa" w:w="120"/>
+            </w:tcMar>
+          </w:tcPr>
+          <w:p>
+            <w:r>
+              <w:rPr>
+                <w:b/>
+                <w:bCs/>
+                <w:color w:val="111827"/>
+                <w:sz w:val="20"/>
+                <w:szCs w:val="20"/>
+              </w:rPr>
+              <w:t xml:space="preserve">Jul 22, 2026 — Visual Explainers added to Info Hub</w:t>
+            </w:r>
+          </w:p>
+        </w:tc>
+        <w:tc>
+          <w:tcPr>
+            <w:tcW w:type="dxa" w:w="6400"/>
+            <w:shd w:fill="F8FAFC" w:val="clear"/>
+            <w:tcMar>
+              <w:top w:type="dxa" w:w="100"/>
+              <w:left w:type="dxa" w:w="120"/>
+              <w:bottom w:type="dxa" w:w="100"/>
+              <w:right w:type="dxa" w:w="120"/>
+            </w:tcMar>
+          </w:tcPr>
+          <w:p>
+            <w:r>
+              <w:rPr>
+                <w:b w:val="false"/>
+                <w:bCs w:val="false"/>
+                <w:color w:val="111827"/>
+                <w:sz w:val="20"/>
+                <w:szCs w:val="20"/>
+              </w:rPr>
+              <w:t xml:space="preserve">New learning-tool category, per owner request for tools that help people learn (audience: everyone, from newly diagnosed to caregivers). Added as a third Info Hub content type (alongside Guides and Glossary). Three interactive, step-by-step animated diagrams built with SVG + Framer Motion (no external dependencies): How Insulin Works (5-step walkthrough of food to glucose to pancreas to insulin to cell uptake), How Digestion Affects Blood Sugar (digestive pathway diagram plus a fast-vs-slow-carb glucose-curve comparison), and Type 1 vs Type 2 (toggle-based comparison reusing the same diagram to show the actual mechanism difference). Shared ExplainerShell + StepControls components make adding more explainers straightforward going forward. Sitemap now 42 URLs.</w:t>
             </w:r>
           </w:p>
         </w:tc>

--- a/docs/MyHealthyGlucose_Website_Roadmap.docx
+++ b/docs/MyHealthyGlucose_Website_Roadmap.docx
@@ -1237,6 +1237,56 @@
                 <w:szCs w:val="20"/>
               </w:rPr>
               <w:t xml:space="preserve">New learning-tool category, per owner request for tools that help people learn (audience: everyone, from newly diagnosed to caregivers). Added as a third Info Hub content type (alongside Guides and Glossary). Three interactive, step-by-step animated diagrams built with SVG + Framer Motion (no external dependencies): How Insulin Works (5-step walkthrough of food to glucose to pancreas to insulin to cell uptake), How Digestion Affects Blood Sugar (digestive pathway diagram plus a fast-vs-slow-carb glucose-curve comparison), and Type 1 vs Type 2 (toggle-based comparison reusing the same diagram to show the actual mechanism difference). Shared ExplainerShell + StepControls components make adding more explainers straightforward going forward. Sitemap now 42 URLs.</w:t>
+            </w:r>
+          </w:p>
+        </w:tc>
+      </w:tr>
+      <w:tr>
+        <w:tc>
+          <w:tcPr>
+            <w:tcW w:type="dxa" w:w="3200"/>
+            <w:shd w:fill="FFFFFF" w:val="clear"/>
+            <w:tcMar>
+              <w:top w:type="dxa" w:w="100"/>
+              <w:left w:type="dxa" w:w="120"/>
+              <w:bottom w:type="dxa" w:w="100"/>
+              <w:right w:type="dxa" w:w="120"/>
+            </w:tcMar>
+          </w:tcPr>
+          <w:p>
+            <w:r>
+              <w:rPr>
+                <w:b/>
+                <w:bCs/>
+                <w:color w:val="111827"/>
+                <w:sz w:val="20"/>
+                <w:szCs w:val="20"/>
+              </w:rPr>
+              <w:t xml:space="preserve">Jul 22, 2026 — 4 more Visual Explainers (richer interactivity)</w:t>
+            </w:r>
+          </w:p>
+        </w:tc>
+        <w:tc>
+          <w:tcPr>
+            <w:tcW w:type="dxa" w:w="6400"/>
+            <w:shd w:fill="FFFFFF" w:val="clear"/>
+            <w:tcMar>
+              <w:top w:type="dxa" w:w="100"/>
+              <w:left w:type="dxa" w:w="120"/>
+              <w:bottom w:type="dxa" w:w="100"/>
+              <w:right w:type="dxa" w:w="120"/>
+            </w:tcMar>
+          </w:tcPr>
+          <w:p>
+            <w:r>
+              <w:rPr>
+                <w:b w:val="false"/>
+                <w:bCs w:val="false"/>
+                <w:color w:val="111827"/>
+                <w:sz w:val="20"/>
+                <w:szCs w:val="20"/>
+              </w:rPr>
+              <w:t xml:space="preserve">Second explainer batch, more interactive/animated than the first, per owner request for more data and more interactivity. Where Diabetes Shows Up: click-to-explore body map with 5 hotspots (eyes, heart, kidneys, nerves/feet, skin), each with mechanism + a risk-reduction tip. A Day in the Life of Blood Sugar: animated 24-hour glucose curve with autoplay, 13 labeled data points across meals/exercise/sleep. The Glycemic Index Race: pick up to 4 of 8 real foods, curves generated procedurally from GI value, animated peak-comparison bars. What HbA1c Actually Measures: live slider (80-260 mg/dL average glucose) with real-time A1C calculation using the same ADAG formula as the A1C converter tool (cross-checked consistent: 154 mg/dL = 7.0% in both), animated red-blood-cell glycation visualization. Info Hub now lists 7 explainers total. Sitemap now 46 URLs.</w:t>
             </w:r>
           </w:p>
         </w:tc>

--- a/docs/MyHealthyGlucose_Website_Roadmap.docx
+++ b/docs/MyHealthyGlucose_Website_Roadmap.docx
@@ -1287,6 +1287,56 @@
                 <w:szCs w:val="20"/>
               </w:rPr>
               <w:t xml:space="preserve">Second explainer batch, more interactive/animated than the first, per owner request for more data and more interactivity. Where Diabetes Shows Up: click-to-explore body map with 5 hotspots (eyes, heart, kidneys, nerves/feet, skin), each with mechanism + a risk-reduction tip. A Day in the Life of Blood Sugar: animated 24-hour glucose curve with autoplay, 13 labeled data points across meals/exercise/sleep. The Glycemic Index Race: pick up to 4 of 8 real foods, curves generated procedurally from GI value, animated peak-comparison bars. What HbA1c Actually Measures: live slider (80-260 mg/dL average glucose) with real-time A1C calculation using the same ADAG formula as the A1C converter tool (cross-checked consistent: 154 mg/dL = 7.0% in both), animated red-blood-cell glycation visualization. Info Hub now lists 7 explainers total. Sitemap now 46 URLs.</w:t>
+            </w:r>
+          </w:p>
+        </w:tc>
+      </w:tr>
+      <w:tr>
+        <w:tc>
+          <w:tcPr>
+            <w:tcW w:type="dxa" w:w="3200"/>
+            <w:shd w:fill="F8FAFC" w:val="clear"/>
+            <w:tcMar>
+              <w:top w:type="dxa" w:w="100"/>
+              <w:left w:type="dxa" w:w="120"/>
+              <w:bottom w:type="dxa" w:w="100"/>
+              <w:right w:type="dxa" w:w="120"/>
+            </w:tcMar>
+          </w:tcPr>
+          <w:p>
+            <w:r>
+              <w:rPr>
+                <w:b/>
+                <w:bCs/>
+                <w:color w:val="111827"/>
+                <w:sz w:val="20"/>
+                <w:szCs w:val="20"/>
+              </w:rPr>
+              <w:t xml:space="preserve">Jul 23, 2026 — Major UI redesign: 'Vital Bloom'</w:t>
+            </w:r>
+          </w:p>
+        </w:tc>
+        <w:tc>
+          <w:tcPr>
+            <w:tcW w:type="dxa" w:w="6400"/>
+            <w:shd w:fill="F8FAFC" w:val="clear"/>
+            <w:tcMar>
+              <w:top w:type="dxa" w:w="100"/>
+              <w:left w:type="dxa" w:w="120"/>
+              <w:bottom w:type="dxa" w:w="100"/>
+              <w:right w:type="dxa" w:w="120"/>
+            </w:tcMar>
+          </w:tcPr>
+          <w:p>
+            <w:r>
+              <w:rPr>
+                <w:b w:val="false"/>
+                <w:bCs w:val="false"/>
+                <w:color w:val="111827"/>
+                <w:sz w:val="20"/>
+                <w:szCs w:val="20"/>
+              </w:rPr>
+              <w:t xml:space="preserve">Full visual re-skin per owner request for a soothing, modern, futuristic health/wellness feel, replacing the prior dark theme. New light palette (soft mint-white background, deep teal-charcoal text, vivid emerald + warm coral accents), frosted glass cards reworked for the light canvas, and a new signature element: a slowly drifting living glucose-trace wave as an ambient background texture. Comprehensive color migration verified with a full-codebase sweep across 28 files (7 visual explainers, CGM chart, 5 tool band-color patterns, phone-mockup shadows) — zero old dark-theme colors remain. Animation: richer Reveal component, a living pulse on the hero glucose card, and a new card-lift hover effect applied across Tools hub, Info Hub, Blog, and Store. Imagery: added photos to Contact, Community, and Store pages, which previously had none. Verified via screenshots (home, insulin explainer, tools hub) plus programmatic computed-style checks across 8+ pages.</w:t>
             </w:r>
           </w:p>
         </w:tc>
